--- a/31173 RMI Snake Game Project Report.docx
+++ b/31173 RMI Snake Game Project Report.docx
@@ -33,7 +33,7 @@
       </w:r>
       <w:r>
         <w:drawing>
-          <wp:anchor allowOverlap="1" behindDoc="1" distB="114300" distT="114300" distL="114300" distR="114300" hidden="0" layoutInCell="1" locked="0" relativeHeight="0" simplePos="0">
+          <wp:anchor allowOverlap="1" behindDoc="1" distB="0" distT="0" distL="0" distR="0" hidden="0" layoutInCell="1" locked="0" relativeHeight="0" simplePos="0">
             <wp:simplePos x="0" y="0"/>
             <wp:positionH relativeFrom="column">
               <wp:posOffset>6086475</wp:posOffset>
@@ -44,12 +44,12 @@
             <wp:extent cx="457200" cy="457200"/>
             <wp:effectExtent b="0" l="0" r="0" t="0"/>
             <wp:wrapNone/>
-            <wp:docPr id="7" name="image2.png"/>
+            <wp:docPr id="1" name="image4.png"/>
             <a:graphic>
               <a:graphicData uri="http://schemas.openxmlformats.org/drawingml/2006/picture">
                 <pic:pic>
                   <pic:nvPicPr>
-                    <pic:cNvPr id="0" name="image2.png"/>
+                    <pic:cNvPr id="0" name="image4.png"/>
                     <pic:cNvPicPr preferRelativeResize="0"/>
                   </pic:nvPicPr>
                   <pic:blipFill>
@@ -75,7 +75,7 @@
       </w:r>
       <w:r>
         <w:drawing>
-          <wp:anchor allowOverlap="1" behindDoc="1" distB="114300" distT="114300" distL="114300" distR="114300" hidden="0" layoutInCell="1" locked="0" relativeHeight="0" simplePos="0">
+          <wp:anchor allowOverlap="1" behindDoc="1" distB="0" distT="0" distL="0" distR="0" hidden="0" layoutInCell="1" locked="0" relativeHeight="0" simplePos="0">
             <wp:simplePos x="0" y="0"/>
             <wp:positionH relativeFrom="column">
               <wp:posOffset>1</wp:posOffset>
@@ -86,12 +86,12 @@
             <wp:extent cx="457200" cy="457200"/>
             <wp:effectExtent b="0" l="0" r="0" t="0"/>
             <wp:wrapNone/>
-            <wp:docPr id="11" name="image7.png"/>
+            <wp:docPr id="2" name="image6.png"/>
             <a:graphic>
               <a:graphicData uri="http://schemas.openxmlformats.org/drawingml/2006/picture">
                 <pic:pic>
                   <pic:nvPicPr>
-                    <pic:cNvPr id="0" name="image7.png"/>
+                    <pic:cNvPr id="0" name="image6.png"/>
                     <pic:cNvPicPr preferRelativeResize="0"/>
                   </pic:nvPicPr>
                   <pic:blipFill>
@@ -117,7 +117,7 @@
       </w:r>
       <w:r>
         <w:drawing>
-          <wp:anchor allowOverlap="1" behindDoc="1" distB="114300" distT="114300" distL="114300" distR="114300" hidden="0" layoutInCell="1" locked="0" relativeHeight="0" simplePos="0">
+          <wp:anchor allowOverlap="1" behindDoc="1" distB="0" distT="0" distL="0" distR="0" hidden="0" layoutInCell="1" locked="0" relativeHeight="0" simplePos="0">
             <wp:simplePos x="0" y="0"/>
             <wp:positionH relativeFrom="column">
               <wp:posOffset>523875</wp:posOffset>
@@ -128,12 +128,12 @@
             <wp:extent cx="457200" cy="457200"/>
             <wp:effectExtent b="0" l="0" r="0" t="0"/>
             <wp:wrapNone/>
-            <wp:docPr id="15" name="image6.png"/>
+            <wp:docPr id="3" name="image8.png"/>
             <a:graphic>
               <a:graphicData uri="http://schemas.openxmlformats.org/drawingml/2006/picture">
                 <pic:pic>
                   <pic:nvPicPr>
-                    <pic:cNvPr id="0" name="image6.png"/>
+                    <pic:cNvPr id="0" name="image8.png"/>
                     <pic:cNvPicPr preferRelativeResize="0"/>
                   </pic:nvPicPr>
                   <pic:blipFill>
@@ -182,7 +182,7 @@
       </w:r>
       <w:r>
         <w:drawing>
-          <wp:anchor allowOverlap="1" behindDoc="1" distB="114300" distT="114300" distL="114300" distR="114300" hidden="0" layoutInCell="1" locked="0" relativeHeight="0" simplePos="0">
+          <wp:anchor allowOverlap="1" behindDoc="1" distB="0" distT="0" distL="0" distR="0" hidden="0" layoutInCell="1" locked="0" relativeHeight="0" simplePos="0">
             <wp:simplePos x="0" y="0"/>
             <wp:positionH relativeFrom="column">
               <wp:posOffset>1</wp:posOffset>
@@ -193,12 +193,12 @@
             <wp:extent cx="457200" cy="457200"/>
             <wp:effectExtent b="0" l="0" r="0" t="0"/>
             <wp:wrapNone/>
-            <wp:docPr id="17" name="image7.png"/>
+            <wp:docPr id="4" name="image6.png"/>
             <a:graphic>
               <a:graphicData uri="http://schemas.openxmlformats.org/drawingml/2006/picture">
                 <pic:pic>
                   <pic:nvPicPr>
-                    <pic:cNvPr id="0" name="image7.png"/>
+                    <pic:cNvPr id="0" name="image6.png"/>
                     <pic:cNvPicPr preferRelativeResize="0"/>
                   </pic:nvPicPr>
                   <pic:blipFill>
@@ -275,23 +275,23 @@
       </w:r>
       <w:r>
         <w:drawing>
-          <wp:anchor allowOverlap="1" behindDoc="1" distB="114300" distT="114300" distL="114300" distR="114300" hidden="0" layoutInCell="1" locked="0" relativeHeight="0" simplePos="0">
+          <wp:anchor allowOverlap="1" behindDoc="1" distB="0" distT="0" distL="0" distR="0" hidden="0" layoutInCell="1" locked="0" relativeHeight="0" simplePos="0">
             <wp:simplePos x="0" y="0"/>
             <wp:positionH relativeFrom="column">
               <wp:posOffset>1</wp:posOffset>
             </wp:positionH>
             <wp:positionV relativeFrom="paragraph">
-              <wp:posOffset>118712</wp:posOffset>
+              <wp:posOffset>118711</wp:posOffset>
             </wp:positionV>
             <wp:extent cx="457200" cy="457200"/>
             <wp:effectExtent b="0" l="0" r="0" t="0"/>
             <wp:wrapNone/>
-            <wp:docPr id="10" name="image7.png"/>
+            <wp:docPr id="5" name="image6.png"/>
             <a:graphic>
               <a:graphicData uri="http://schemas.openxmlformats.org/drawingml/2006/picture">
                 <pic:pic>
                   <pic:nvPicPr>
-                    <pic:cNvPr id="0" name="image7.png"/>
+                    <pic:cNvPr id="0" name="image6.png"/>
                     <pic:cNvPicPr preferRelativeResize="0"/>
                   </pic:nvPicPr>
                   <pic:blipFill>
@@ -349,7 +349,7 @@
       </w:r>
       <w:r>
         <w:drawing>
-          <wp:anchor allowOverlap="1" behindDoc="1" distB="114300" distT="114300" distL="114300" distR="114300" hidden="0" layoutInCell="1" locked="0" relativeHeight="0" simplePos="0">
+          <wp:anchor allowOverlap="1" behindDoc="1" distB="0" distT="0" distL="0" distR="0" hidden="0" layoutInCell="1" locked="0" relativeHeight="0" simplePos="0">
             <wp:simplePos x="0" y="0"/>
             <wp:positionH relativeFrom="column">
               <wp:posOffset>1</wp:posOffset>
@@ -360,12 +360,12 @@
             <wp:extent cx="457200" cy="457200"/>
             <wp:effectExtent b="0" l="0" r="0" t="0"/>
             <wp:wrapNone/>
-            <wp:docPr id="13" name="image7.png"/>
+            <wp:docPr id="6" name="image6.png"/>
             <a:graphic>
               <a:graphicData uri="http://schemas.openxmlformats.org/drawingml/2006/picture">
                 <pic:pic>
                   <pic:nvPicPr>
-                    <pic:cNvPr id="0" name="image7.png"/>
+                    <pic:cNvPr id="0" name="image6.png"/>
                     <pic:cNvPicPr preferRelativeResize="0"/>
                   </pic:nvPicPr>
                   <pic:blipFill>
@@ -436,7 +436,7 @@
       </w:r>
       <w:r>
         <w:drawing>
-          <wp:anchor allowOverlap="1" behindDoc="1" distB="114300" distT="114300" distL="114300" distR="114300" hidden="0" layoutInCell="1" locked="0" relativeHeight="0" simplePos="0">
+          <wp:anchor allowOverlap="1" behindDoc="1" distB="0" distT="0" distL="0" distR="0" hidden="0" layoutInCell="1" locked="0" relativeHeight="0" simplePos="0">
             <wp:simplePos x="0" y="0"/>
             <wp:positionH relativeFrom="column">
               <wp:posOffset>1</wp:posOffset>
@@ -447,12 +447,12 @@
             <wp:extent cx="457200" cy="457200"/>
             <wp:effectExtent b="0" l="0" r="0" t="0"/>
             <wp:wrapNone/>
-            <wp:docPr id="6" name="image7.png"/>
+            <wp:docPr id="7" name="image6.png"/>
             <a:graphic>
               <a:graphicData uri="http://schemas.openxmlformats.org/drawingml/2006/picture">
                 <pic:pic>
                   <pic:nvPicPr>
-                    <pic:cNvPr id="0" name="image7.png"/>
+                    <pic:cNvPr id="0" name="image6.png"/>
                     <pic:cNvPicPr preferRelativeResize="0"/>
                   </pic:nvPicPr>
                   <pic:blipFill>
@@ -501,15 +501,19 @@
         </w:rPr>
         <w:t xml:space="preserve">Source Code : </w:t>
       </w:r>
-      <w:r>
-        <w:rPr>
-          <w:rFonts w:ascii="Montserrat" w:cs="Montserrat" w:eastAsia="Montserrat" w:hAnsi="Montserrat"/>
-          <w:sz w:val="24"/>
-          <w:szCs w:val="24"/>
-          <w:rtl w:val="0"/>
-        </w:rPr>
-        <w:t xml:space="preserve">https://github.com/Fatima-bit80/RMI-snake-game</w:t>
-      </w:r>
+      <w:hyperlink r:id="rId9">
+        <w:r>
+          <w:rPr>
+            <w:rFonts w:ascii="Montserrat" w:cs="Montserrat" w:eastAsia="Montserrat" w:hAnsi="Montserrat"/>
+            <w:color w:val="1155cc"/>
+            <w:sz w:val="24"/>
+            <w:szCs w:val="24"/>
+            <w:u w:val="single"/>
+            <w:rtl w:val="0"/>
+          </w:rPr>
+          <w:t xml:space="preserve">https://github.com/Fatima-bit80/RMI-snake-game</w:t>
+        </w:r>
+      </w:hyperlink>
       <w:r>
         <w:rPr>
           <w:rtl w:val="0"/>
@@ -534,10 +538,10 @@
       </w:r>
       <w:r>
         <w:drawing>
-          <wp:anchor allowOverlap="1" behindDoc="1" distB="114300" distT="114300" distL="114300" distR="114300" hidden="0" layoutInCell="1" locked="0" relativeHeight="0" simplePos="0">
+          <wp:anchor allowOverlap="1" behindDoc="1" distB="0" distT="0" distL="0" distR="0" hidden="0" layoutInCell="1" locked="0" relativeHeight="0" simplePos="0">
             <wp:simplePos x="0" y="0"/>
             <wp:positionH relativeFrom="column">
-              <wp:posOffset>2524125</wp:posOffset>
+              <wp:posOffset>981075</wp:posOffset>
             </wp:positionH>
             <wp:positionV relativeFrom="paragraph">
               <wp:posOffset>266700</wp:posOffset>
@@ -545,54 +549,12 @@
             <wp:extent cx="457200" cy="457200"/>
             <wp:effectExtent b="0" l="0" r="0" t="0"/>
             <wp:wrapNone/>
-            <wp:docPr id="4" name="image1.png"/>
+            <wp:docPr id="8" name="image6.png"/>
             <a:graphic>
               <a:graphicData uri="http://schemas.openxmlformats.org/drawingml/2006/picture">
                 <pic:pic>
                   <pic:nvPicPr>
-                    <pic:cNvPr id="0" name="image1.png"/>
-                    <pic:cNvPicPr preferRelativeResize="0"/>
-                  </pic:nvPicPr>
-                  <pic:blipFill>
-                    <a:blip r:embed="rId9"/>
-                    <a:srcRect b="0" l="0" r="0" t="0"/>
-                    <a:stretch>
-                      <a:fillRect/>
-                    </a:stretch>
-                  </pic:blipFill>
-                  <pic:spPr>
-                    <a:xfrm rot="10800000">
-                      <a:off x="0" y="0"/>
-                      <a:ext cx="457200" cy="457200"/>
-                    </a:xfrm>
-                    <a:prstGeom prst="rect"/>
-                    <a:ln/>
-                  </pic:spPr>
-                </pic:pic>
-              </a:graphicData>
-            </a:graphic>
-          </wp:anchor>
-        </w:drawing>
-      </w:r>
-      <w:r>
-        <w:drawing>
-          <wp:anchor allowOverlap="1" behindDoc="1" distB="114300" distT="114300" distL="114300" distR="114300" hidden="0" layoutInCell="1" locked="0" relativeHeight="0" simplePos="0">
-            <wp:simplePos x="0" y="0"/>
-            <wp:positionH relativeFrom="column">
-              <wp:posOffset>2009775</wp:posOffset>
-            </wp:positionH>
-            <wp:positionV relativeFrom="paragraph">
-              <wp:posOffset>276225</wp:posOffset>
-            </wp:positionV>
-            <wp:extent cx="457200" cy="457200"/>
-            <wp:effectExtent b="0" l="0" r="0" t="0"/>
-            <wp:wrapNone/>
-            <wp:docPr id="1" name="image7.png"/>
-            <a:graphic>
-              <a:graphicData uri="http://schemas.openxmlformats.org/drawingml/2006/picture">
-                <pic:pic>
-                  <pic:nvPicPr>
-                    <pic:cNvPr id="0" name="image7.png"/>
+                    <pic:cNvPr id="0" name="image6.png"/>
                     <pic:cNvPicPr preferRelativeResize="0"/>
                   </pic:nvPicPr>
                   <pic:blipFill>
@@ -618,23 +580,23 @@
       </w:r>
       <w:r>
         <w:drawing>
-          <wp:anchor allowOverlap="1" behindDoc="1" distB="114300" distT="114300" distL="114300" distR="114300" hidden="0" layoutInCell="1" locked="0" relativeHeight="0" simplePos="0">
+          <wp:anchor allowOverlap="1" behindDoc="1" distB="0" distT="0" distL="0" distR="0" hidden="0" layoutInCell="1" locked="0" relativeHeight="0" simplePos="0">
             <wp:simplePos x="0" y="0"/>
             <wp:positionH relativeFrom="column">
-              <wp:posOffset>1</wp:posOffset>
+              <wp:posOffset>1495425</wp:posOffset>
             </wp:positionH>
             <wp:positionV relativeFrom="paragraph">
-              <wp:posOffset>280321</wp:posOffset>
+              <wp:posOffset>266700</wp:posOffset>
             </wp:positionV>
             <wp:extent cx="457200" cy="457200"/>
             <wp:effectExtent b="0" l="0" r="0" t="0"/>
             <wp:wrapNone/>
-            <wp:docPr id="8" name="image7.png"/>
+            <wp:docPr id="12" name="image6.png"/>
             <a:graphic>
               <a:graphicData uri="http://schemas.openxmlformats.org/drawingml/2006/picture">
                 <pic:pic>
                   <pic:nvPicPr>
-                    <pic:cNvPr id="0" name="image7.png"/>
+                    <pic:cNvPr id="0" name="image6.png"/>
                     <pic:cNvPicPr preferRelativeResize="0"/>
                   </pic:nvPicPr>
                   <pic:blipFill>
@@ -660,23 +622,23 @@
       </w:r>
       <w:r>
         <w:drawing>
-          <wp:anchor allowOverlap="1" behindDoc="1" distB="114300" distT="114300" distL="114300" distR="114300" hidden="0" layoutInCell="1" locked="0" relativeHeight="0" simplePos="0">
+          <wp:anchor allowOverlap="1" behindDoc="1" distB="0" distT="0" distL="0" distR="0" hidden="0" layoutInCell="1" locked="0" relativeHeight="0" simplePos="0">
             <wp:simplePos x="0" y="0"/>
             <wp:positionH relativeFrom="column">
-              <wp:posOffset>981075</wp:posOffset>
+              <wp:posOffset>466725</wp:posOffset>
             </wp:positionH>
             <wp:positionV relativeFrom="paragraph">
-              <wp:posOffset>266700</wp:posOffset>
+              <wp:posOffset>276225</wp:posOffset>
             </wp:positionV>
             <wp:extent cx="457200" cy="457200"/>
             <wp:effectExtent b="0" l="0" r="0" t="0"/>
             <wp:wrapNone/>
-            <wp:docPr id="16" name="image7.png"/>
+            <wp:docPr id="13" name="image6.png"/>
             <a:graphic>
               <a:graphicData uri="http://schemas.openxmlformats.org/drawingml/2006/picture">
                 <pic:pic>
                   <pic:nvPicPr>
-                    <pic:cNvPr id="0" name="image7.png"/>
+                    <pic:cNvPr id="0" name="image6.png"/>
                     <pic:cNvPicPr preferRelativeResize="0"/>
                   </pic:nvPicPr>
                   <pic:blipFill>
@@ -702,10 +664,10 @@
       </w:r>
       <w:r>
         <w:drawing>
-          <wp:anchor allowOverlap="1" behindDoc="1" distB="114300" distT="114300" distL="114300" distR="114300" hidden="0" layoutInCell="1" locked="0" relativeHeight="0" simplePos="0">
+          <wp:anchor allowOverlap="1" behindDoc="1" distB="0" distT="0" distL="0" distR="0" hidden="0" layoutInCell="1" locked="0" relativeHeight="0" simplePos="0">
             <wp:simplePos x="0" y="0"/>
             <wp:positionH relativeFrom="column">
-              <wp:posOffset>1495425</wp:posOffset>
+              <wp:posOffset>2524125</wp:posOffset>
             </wp:positionH>
             <wp:positionV relativeFrom="paragraph">
               <wp:posOffset>266700</wp:posOffset>
@@ -713,12 +675,54 @@
             <wp:extent cx="457200" cy="457200"/>
             <wp:effectExtent b="0" l="0" r="0" t="0"/>
             <wp:wrapNone/>
-            <wp:docPr id="14" name="image7.png"/>
+            <wp:docPr id="9" name="image7.png"/>
             <a:graphic>
               <a:graphicData uri="http://schemas.openxmlformats.org/drawingml/2006/picture">
                 <pic:pic>
                   <pic:nvPicPr>
                     <pic:cNvPr id="0" name="image7.png"/>
+                    <pic:cNvPicPr preferRelativeResize="0"/>
+                  </pic:nvPicPr>
+                  <pic:blipFill>
+                    <a:blip r:embed="rId10"/>
+                    <a:srcRect b="0" l="0" r="0" t="0"/>
+                    <a:stretch>
+                      <a:fillRect/>
+                    </a:stretch>
+                  </pic:blipFill>
+                  <pic:spPr>
+                    <a:xfrm rot="10800000">
+                      <a:off x="0" y="0"/>
+                      <a:ext cx="457200" cy="457200"/>
+                    </a:xfrm>
+                    <a:prstGeom prst="rect"/>
+                    <a:ln/>
+                  </pic:spPr>
+                </pic:pic>
+              </a:graphicData>
+            </a:graphic>
+          </wp:anchor>
+        </w:drawing>
+      </w:r>
+      <w:r>
+        <w:drawing>
+          <wp:anchor allowOverlap="1" behindDoc="1" distB="0" distT="0" distL="0" distR="0" hidden="0" layoutInCell="1" locked="0" relativeHeight="0" simplePos="0">
+            <wp:simplePos x="0" y="0"/>
+            <wp:positionH relativeFrom="column">
+              <wp:posOffset>2009775</wp:posOffset>
+            </wp:positionH>
+            <wp:positionV relativeFrom="paragraph">
+              <wp:posOffset>276225</wp:posOffset>
+            </wp:positionV>
+            <wp:extent cx="457200" cy="457200"/>
+            <wp:effectExtent b="0" l="0" r="0" t="0"/>
+            <wp:wrapNone/>
+            <wp:docPr id="10" name="image6.png"/>
+            <a:graphic>
+              <a:graphicData uri="http://schemas.openxmlformats.org/drawingml/2006/picture">
+                <pic:pic>
+                  <pic:nvPicPr>
+                    <pic:cNvPr id="0" name="image6.png"/>
                     <pic:cNvPicPr preferRelativeResize="0"/>
                   </pic:nvPicPr>
                   <pic:blipFill>
@@ -744,23 +748,23 @@
       </w:r>
       <w:r>
         <w:drawing>
-          <wp:anchor allowOverlap="1" behindDoc="1" distB="114300" distT="114300" distL="114300" distR="114300" hidden="0" layoutInCell="1" locked="0" relativeHeight="0" simplePos="0">
+          <wp:anchor allowOverlap="1" behindDoc="1" distB="0" distT="0" distL="0" distR="0" hidden="0" layoutInCell="1" locked="0" relativeHeight="0" simplePos="0">
             <wp:simplePos x="0" y="0"/>
             <wp:positionH relativeFrom="column">
-              <wp:posOffset>466725</wp:posOffset>
+              <wp:posOffset>1</wp:posOffset>
             </wp:positionH>
             <wp:positionV relativeFrom="paragraph">
-              <wp:posOffset>276225</wp:posOffset>
+              <wp:posOffset>280321</wp:posOffset>
             </wp:positionV>
             <wp:extent cx="457200" cy="457200"/>
             <wp:effectExtent b="0" l="0" r="0" t="0"/>
             <wp:wrapNone/>
-            <wp:docPr id="18" name="image7.png"/>
+            <wp:docPr id="11" name="image6.png"/>
             <a:graphic>
               <a:graphicData uri="http://schemas.openxmlformats.org/drawingml/2006/picture">
                 <pic:pic>
                   <pic:nvPicPr>
-                    <pic:cNvPr id="0" name="image7.png"/>
+                    <pic:cNvPr id="0" name="image6.png"/>
                     <pic:cNvPicPr preferRelativeResize="0"/>
                   </pic:nvPicPr>
                   <pic:blipFill>
@@ -856,7 +860,6 @@
           <w:rFonts w:ascii="Montserrat" w:cs="Montserrat" w:eastAsia="Montserrat" w:hAnsi="Montserrat"/>
           <w:sz w:val="28"/>
           <w:szCs w:val="28"/>
-          <w:u w:val="none"/>
         </w:rPr>
       </w:pPr>
       <w:r>
@@ -867,6 +870,11 @@
           <w:rtl w:val="0"/>
         </w:rPr>
         <w:t xml:space="preserve">Game Overview</w:t>
+      </w:r>
+      <w:r>
+        <w:rPr>
+          <w:rtl w:val="0"/>
+        </w:rPr>
       </w:r>
     </w:p>
     <w:p>
@@ -881,7 +889,6 @@
           <w:rFonts w:ascii="Montserrat" w:cs="Montserrat" w:eastAsia="Montserrat" w:hAnsi="Montserrat"/>
           <w:sz w:val="28"/>
           <w:szCs w:val="28"/>
-          <w:u w:val="none"/>
         </w:rPr>
       </w:pPr>
       <w:r>
@@ -892,6 +899,11 @@
           <w:rtl w:val="0"/>
         </w:rPr>
         <w:t xml:space="preserve">GamePlay Overview</w:t>
+      </w:r>
+      <w:r>
+        <w:rPr>
+          <w:rtl w:val="0"/>
+        </w:rPr>
       </w:r>
     </w:p>
     <w:p>
@@ -906,7 +918,6 @@
           <w:rFonts w:ascii="Montserrat" w:cs="Montserrat" w:eastAsia="Montserrat" w:hAnsi="Montserrat"/>
           <w:sz w:val="28"/>
           <w:szCs w:val="28"/>
-          <w:u w:val="none"/>
         </w:rPr>
       </w:pPr>
       <w:r>
@@ -917,6 +928,11 @@
           <w:rtl w:val="0"/>
         </w:rPr>
         <w:t xml:space="preserve">System Architecture</w:t>
+      </w:r>
+      <w:r>
+        <w:rPr>
+          <w:rtl w:val="0"/>
+        </w:rPr>
       </w:r>
     </w:p>
     <w:p>
@@ -931,7 +947,6 @@
           <w:rFonts w:ascii="Montserrat" w:cs="Montserrat" w:eastAsia="Montserrat" w:hAnsi="Montserrat"/>
           <w:sz w:val="28"/>
           <w:szCs w:val="28"/>
-          <w:u w:val="none"/>
         </w:rPr>
       </w:pPr>
       <w:r>
@@ -942,6 +957,11 @@
           <w:rtl w:val="0"/>
         </w:rPr>
         <w:t xml:space="preserve">Remote Interfaces</w:t>
+      </w:r>
+      <w:r>
+        <w:rPr>
+          <w:rtl w:val="0"/>
+        </w:rPr>
       </w:r>
     </w:p>
     <w:p>
@@ -956,7 +976,6 @@
           <w:rFonts w:ascii="Montserrat" w:cs="Montserrat" w:eastAsia="Montserrat" w:hAnsi="Montserrat"/>
           <w:sz w:val="28"/>
           <w:szCs w:val="28"/>
-          <w:u w:val="none"/>
         </w:rPr>
       </w:pPr>
       <w:r>
@@ -967,6 +986,11 @@
           <w:rtl w:val="0"/>
         </w:rPr>
         <w:t xml:space="preserve">RMI Implementation</w:t>
+      </w:r>
+      <w:r>
+        <w:rPr>
+          <w:rtl w:val="0"/>
+        </w:rPr>
       </w:r>
     </w:p>
     <w:p>
@@ -981,7 +1005,6 @@
           <w:rFonts w:ascii="Montserrat" w:cs="Montserrat" w:eastAsia="Montserrat" w:hAnsi="Montserrat"/>
           <w:sz w:val="28"/>
           <w:szCs w:val="28"/>
-          <w:u w:val="none"/>
         </w:rPr>
       </w:pPr>
       <w:r>
@@ -992,6 +1015,11 @@
           <w:rtl w:val="0"/>
         </w:rPr>
         <w:t xml:space="preserve">Concurrency &amp; Race Condition Prevention</w:t>
+      </w:r>
+      <w:r>
+        <w:rPr>
+          <w:rtl w:val="0"/>
+        </w:rPr>
       </w:r>
     </w:p>
     <w:p>
@@ -1006,7 +1034,6 @@
           <w:rFonts w:ascii="Montserrat" w:cs="Montserrat" w:eastAsia="Montserrat" w:hAnsi="Montserrat"/>
           <w:sz w:val="28"/>
           <w:szCs w:val="28"/>
-          <w:u w:val="none"/>
         </w:rPr>
       </w:pPr>
       <w:r>
@@ -1017,6 +1044,11 @@
           <w:rtl w:val="0"/>
         </w:rPr>
         <w:t xml:space="preserve">Swing Thread Safety (EDT)</w:t>
+      </w:r>
+      <w:r>
+        <w:rPr>
+          <w:rtl w:val="0"/>
+        </w:rPr>
       </w:r>
     </w:p>
     <w:p>
@@ -1031,7 +1063,6 @@
           <w:rFonts w:ascii="Montserrat" w:cs="Montserrat" w:eastAsia="Montserrat" w:hAnsi="Montserrat"/>
           <w:sz w:val="28"/>
           <w:szCs w:val="28"/>
-          <w:u w:val="none"/>
         </w:rPr>
       </w:pPr>
       <w:r>
@@ -1042,6 +1073,11 @@
           <w:rtl w:val="0"/>
         </w:rPr>
         <w:t xml:space="preserve">Real-Time Game Implementation</w:t>
+      </w:r>
+      <w:r>
+        <w:rPr>
+          <w:rtl w:val="0"/>
+        </w:rPr>
       </w:r>
     </w:p>
     <w:p>
@@ -1056,7 +1092,6 @@
           <w:rFonts w:ascii="Montserrat" w:cs="Montserrat" w:eastAsia="Montserrat" w:hAnsi="Montserrat"/>
           <w:sz w:val="28"/>
           <w:szCs w:val="28"/>
-          <w:u w:val="none"/>
         </w:rPr>
       </w:pPr>
       <w:r>
@@ -1067,6 +1102,11 @@
           <w:rtl w:val="0"/>
         </w:rPr>
         <w:t xml:space="preserve">Non-Blocking Notifications</w:t>
+      </w:r>
+      <w:r>
+        <w:rPr>
+          <w:rtl w:val="0"/>
+        </w:rPr>
       </w:r>
     </w:p>
     <w:p>
@@ -1081,7 +1121,6 @@
           <w:rFonts w:ascii="Montserrat" w:cs="Montserrat" w:eastAsia="Montserrat" w:hAnsi="Montserrat"/>
           <w:sz w:val="28"/>
           <w:szCs w:val="28"/>
-          <w:u w:val="none"/>
         </w:rPr>
       </w:pPr>
       <w:r>
@@ -1092,6 +1131,11 @@
           <w:rtl w:val="0"/>
         </w:rPr>
         <w:t xml:space="preserve">Collision Detection</w:t>
+      </w:r>
+      <w:r>
+        <w:rPr>
+          <w:rtl w:val="0"/>
+        </w:rPr>
       </w:r>
     </w:p>
     <w:p>
@@ -1106,7 +1150,6 @@
           <w:rFonts w:ascii="Montserrat" w:cs="Montserrat" w:eastAsia="Montserrat" w:hAnsi="Montserrat"/>
           <w:sz w:val="28"/>
           <w:szCs w:val="28"/>
-          <w:u w:val="none"/>
         </w:rPr>
       </w:pPr>
       <w:r>
@@ -1117,6 +1160,11 @@
           <w:rtl w:val="0"/>
         </w:rPr>
         <w:t xml:space="preserve">Fruit Mechanics</w:t>
+      </w:r>
+      <w:r>
+        <w:rPr>
+          <w:rtl w:val="0"/>
+        </w:rPr>
       </w:r>
     </w:p>
     <w:p>
@@ -1131,7 +1179,6 @@
           <w:rFonts w:ascii="Montserrat" w:cs="Montserrat" w:eastAsia="Montserrat" w:hAnsi="Montserrat"/>
           <w:sz w:val="28"/>
           <w:szCs w:val="28"/>
-          <w:u w:val="none"/>
         </w:rPr>
       </w:pPr>
       <w:r>
@@ -1142,6 +1189,11 @@
           <w:rtl w:val="0"/>
         </w:rPr>
         <w:t xml:space="preserve">Late-Join Support</w:t>
+      </w:r>
+      <w:r>
+        <w:rPr>
+          <w:rtl w:val="0"/>
+        </w:rPr>
       </w:r>
     </w:p>
     <w:p>
@@ -1170,7 +1222,7 @@
       </w:r>
       <w:r>
         <w:drawing>
-          <wp:anchor allowOverlap="1" behindDoc="1" distB="114300" distT="114300" distL="114300" distR="114300" hidden="0" layoutInCell="1" locked="0" relativeHeight="0" simplePos="0">
+          <wp:anchor allowOverlap="1" behindDoc="1" distB="0" distT="0" distL="0" distR="0" hidden="0" layoutInCell="1" locked="0" relativeHeight="0" simplePos="0">
             <wp:simplePos x="0" y="0"/>
             <wp:positionH relativeFrom="column">
               <wp:posOffset>5353050</wp:posOffset>
@@ -1181,54 +1233,12 @@
             <wp:extent cx="457200" cy="457200"/>
             <wp:effectExtent b="0" l="0" r="0" t="0"/>
             <wp:wrapNone/>
-            <wp:docPr id="9" name="image5.png"/>
+            <wp:docPr id="14" name="image2.png"/>
             <a:graphic>
               <a:graphicData uri="http://schemas.openxmlformats.org/drawingml/2006/picture">
                 <pic:pic>
                   <pic:nvPicPr>
-                    <pic:cNvPr id="0" name="image5.png"/>
-                    <pic:cNvPicPr preferRelativeResize="0"/>
-                  </pic:nvPicPr>
-                  <pic:blipFill>
-                    <a:blip r:embed="rId10"/>
-                    <a:srcRect b="0" l="0" r="0" t="0"/>
-                    <a:stretch>
-                      <a:fillRect/>
-                    </a:stretch>
-                  </pic:blipFill>
-                  <pic:spPr>
-                    <a:xfrm>
-                      <a:off x="0" y="0"/>
-                      <a:ext cx="457200" cy="457200"/>
-                    </a:xfrm>
-                    <a:prstGeom prst="rect"/>
-                    <a:ln/>
-                  </pic:spPr>
-                </pic:pic>
-              </a:graphicData>
-            </a:graphic>
-          </wp:anchor>
-        </w:drawing>
-      </w:r>
-      <w:r>
-        <w:drawing>
-          <wp:anchor allowOverlap="1" behindDoc="1" distB="114300" distT="114300" distL="114300" distR="114300" hidden="0" layoutInCell="1" locked="0" relativeHeight="0" simplePos="0">
-            <wp:simplePos x="0" y="0"/>
-            <wp:positionH relativeFrom="column">
-              <wp:posOffset>1847850</wp:posOffset>
-            </wp:positionH>
-            <wp:positionV relativeFrom="paragraph">
-              <wp:posOffset>114300</wp:posOffset>
-            </wp:positionV>
-            <wp:extent cx="457200" cy="457200"/>
-            <wp:effectExtent b="0" l="0" r="0" t="0"/>
-            <wp:wrapNone/>
-            <wp:docPr id="2" name="image8.png"/>
-            <a:graphic>
-              <a:graphicData uri="http://schemas.openxmlformats.org/drawingml/2006/picture">
-                <pic:pic>
-                  <pic:nvPicPr>
-                    <pic:cNvPr id="0" name="image8.png"/>
+                    <pic:cNvPr id="0" name="image2.png"/>
                     <pic:cNvPicPr preferRelativeResize="0"/>
                   </pic:nvPicPr>
                   <pic:blipFill>
@@ -1252,6 +1262,48 @@
           </wp:anchor>
         </w:drawing>
       </w:r>
+      <w:r>
+        <w:drawing>
+          <wp:anchor allowOverlap="1" behindDoc="1" distB="0" distT="0" distL="0" distR="0" hidden="0" layoutInCell="1" locked="0" relativeHeight="0" simplePos="0">
+            <wp:simplePos x="0" y="0"/>
+            <wp:positionH relativeFrom="column">
+              <wp:posOffset>1847850</wp:posOffset>
+            </wp:positionH>
+            <wp:positionV relativeFrom="paragraph">
+              <wp:posOffset>114300</wp:posOffset>
+            </wp:positionV>
+            <wp:extent cx="457200" cy="457200"/>
+            <wp:effectExtent b="0" l="0" r="0" t="0"/>
+            <wp:wrapNone/>
+            <wp:docPr id="15" name="image5.png"/>
+            <a:graphic>
+              <a:graphicData uri="http://schemas.openxmlformats.org/drawingml/2006/picture">
+                <pic:pic>
+                  <pic:nvPicPr>
+                    <pic:cNvPr id="0" name="image5.png"/>
+                    <pic:cNvPicPr preferRelativeResize="0"/>
+                  </pic:nvPicPr>
+                  <pic:blipFill>
+                    <a:blip r:embed="rId12"/>
+                    <a:srcRect b="0" l="0" r="0" t="0"/>
+                    <a:stretch>
+                      <a:fillRect/>
+                    </a:stretch>
+                  </pic:blipFill>
+                  <pic:spPr>
+                    <a:xfrm>
+                      <a:off x="0" y="0"/>
+                      <a:ext cx="457200" cy="457200"/>
+                    </a:xfrm>
+                    <a:prstGeom prst="rect"/>
+                    <a:ln/>
+                  </pic:spPr>
+                </pic:pic>
+              </a:graphicData>
+            </a:graphic>
+          </wp:anchor>
+        </w:drawing>
+      </w:r>
     </w:p>
     <w:p>
       <w:pPr>
@@ -1750,10 +1802,10 @@
       </w:r>
       <w:r>
         <w:drawing>
-          <wp:anchor allowOverlap="1" behindDoc="1" distB="114300" distT="114300" distL="114300" distR="114300" hidden="0" layoutInCell="1" locked="0" relativeHeight="0" simplePos="0">
+          <wp:anchor allowOverlap="1" behindDoc="1" distB="0" distT="0" distL="0" distR="0" hidden="0" layoutInCell="1" locked="0" relativeHeight="0" simplePos="0">
             <wp:simplePos x="0" y="0"/>
             <wp:positionH relativeFrom="column">
-              <wp:posOffset>-238124</wp:posOffset>
+              <wp:posOffset>-238123</wp:posOffset>
             </wp:positionH>
             <wp:positionV relativeFrom="paragraph">
               <wp:posOffset>209550</wp:posOffset>
@@ -1761,7 +1813,7 @@
             <wp:extent cx="3619459" cy="3557588"/>
             <wp:effectExtent b="0" l="0" r="0" t="0"/>
             <wp:wrapNone/>
-            <wp:docPr id="5" name="image3.png"/>
+            <wp:docPr id="16" name="image3.png"/>
             <a:graphic>
               <a:graphicData uri="http://schemas.openxmlformats.org/drawingml/2006/picture">
                 <pic:pic>
@@ -1770,7 +1822,7 @@
                     <pic:cNvPicPr preferRelativeResize="0"/>
                   </pic:nvPicPr>
                   <pic:blipFill>
-                    <a:blip r:embed="rId12"/>
+                    <a:blip r:embed="rId13"/>
                     <a:srcRect b="0" l="0" r="0" t="0"/>
                     <a:stretch>
                       <a:fillRect/>
@@ -1792,7 +1844,7 @@
       </w:r>
       <w:r>
         <w:drawing>
-          <wp:anchor allowOverlap="1" behindDoc="1" distB="114300" distT="114300" distL="114300" distR="114300" hidden="0" layoutInCell="1" locked="0" relativeHeight="0" simplePos="0">
+          <wp:anchor allowOverlap="1" behindDoc="1" distB="0" distT="0" distL="0" distR="0" hidden="0" layoutInCell="1" locked="0" relativeHeight="0" simplePos="0">
             <wp:simplePos x="0" y="0"/>
             <wp:positionH relativeFrom="column">
               <wp:posOffset>3562350</wp:posOffset>
@@ -1803,16 +1855,16 @@
             <wp:extent cx="3690938" cy="3500438"/>
             <wp:effectExtent b="0" l="0" r="0" t="0"/>
             <wp:wrapNone/>
-            <wp:docPr id="3" name="image4.png"/>
+            <wp:docPr id="17" name="image9.png"/>
             <a:graphic>
               <a:graphicData uri="http://schemas.openxmlformats.org/drawingml/2006/picture">
                 <pic:pic>
                   <pic:nvPicPr>
-                    <pic:cNvPr id="0" name="image4.png"/>
+                    <pic:cNvPr id="0" name="image9.png"/>
                     <pic:cNvPicPr preferRelativeResize="0"/>
                   </pic:nvPicPr>
                   <pic:blipFill>
-                    <a:blip r:embed="rId13"/>
+                    <a:blip r:embed="rId14"/>
                     <a:srcRect b="0" l="0" r="0" t="0"/>
                     <a:stretch>
                       <a:fillRect/>
@@ -2082,7 +2134,7 @@
       </w:r>
       <w:r>
         <w:drawing>
-          <wp:anchor allowOverlap="1" behindDoc="1" distB="114300" distT="114300" distL="114300" distR="114300" hidden="0" layoutInCell="1" locked="0" relativeHeight="0" simplePos="0">
+          <wp:anchor allowOverlap="1" behindDoc="1" distB="0" distT="0" distL="0" distR="0" hidden="0" layoutInCell="1" locked="0" relativeHeight="0" simplePos="0">
             <wp:simplePos x="0" y="0"/>
             <wp:positionH relativeFrom="column">
               <wp:posOffset>190500</wp:posOffset>
@@ -2093,16 +2145,16 @@
             <wp:extent cx="6872288" cy="3708214"/>
             <wp:effectExtent b="0" l="0" r="0" t="0"/>
             <wp:wrapNone/>
-            <wp:docPr id="12" name="image9.png"/>
+            <wp:docPr id="18" name="image1.png"/>
             <a:graphic>
               <a:graphicData uri="http://schemas.openxmlformats.org/drawingml/2006/picture">
                 <pic:pic>
                   <pic:nvPicPr>
-                    <pic:cNvPr id="0" name="image9.png"/>
+                    <pic:cNvPr id="0" name="image1.png"/>
                     <pic:cNvPicPr preferRelativeResize="0"/>
                   </pic:nvPicPr>
                   <pic:blipFill>
-                    <a:blip r:embed="rId14"/>
+                    <a:blip r:embed="rId15"/>
                     <a:srcRect b="0" l="0" r="0" t="0"/>
                     <a:stretch>
                       <a:fillRect/>
@@ -5477,7 +5529,7 @@
       </w:r>
     </w:p>
     <w:sectPr>
-      <w:footerReference r:id="rId15" w:type="default"/>
+      <w:footerReference r:id="rId16" w:type="default"/>
       <w:pgSz w:h="15840" w:w="12240" w:orient="portrait"/>
       <w:pgMar w:bottom="1440" w:top="1440" w:left="450" w:right="360" w:header="720" w:footer="720"/>
       <w:pgNumType w:start="1"/>
